--- a/Linux/Semaphore/Semaphore.docx
+++ b/Linux/Semaphore/Semaphore.docx
@@ -5229,15 +5229,7 @@
           <w:sz w:val="32"/>
           <w:szCs w:val="32"/>
         </w:rPr>
-        <w:t>Các thao tác trên Semaphore (Semaphore Operations)</w:t>
-      </w:r>
-      <w:r>
-        <w:rPr>
-          <w:b/>
-          <w:sz w:val="32"/>
-          <w:szCs w:val="32"/>
-        </w:rPr>
-        <w:t>:</w:t>
+        <w:t>Các thao tác trên Semaphore (Semaphore Operations):</w:t>
       </w:r>
     </w:p>
     <w:p>
@@ -5299,13 +5291,7 @@
         <w:t>một semaphore duy nhất</w:t>
       </w:r>
       <w:r>
-        <w:t xml:space="preserve"> trong mỗi lần gọ</w:t>
-      </w:r>
-      <w:r>
-        <w:t>i và chỉ</w:t>
-      </w:r>
-      <w:r>
-        <w:t xml:space="preserve"> có thể </w:t>
+        <w:t xml:space="preserve"> trong mỗi lần gọi và chỉ có thể </w:t>
       </w:r>
       <w:r>
         <w:rPr>
@@ -5332,6 +5318,7 @@
       <w:r>
         <w:rPr>
           <w:b/>
+          <w:noProof/>
         </w:rPr>
         <w:drawing>
           <wp:inline distT="0" distB="0" distL="0" distR="0" wp14:anchorId="46DB395F" wp14:editId="36A7AD39">
@@ -5733,6 +5720,7 @@
       <w:r>
         <w:rPr>
           <w:b/>
+          <w:noProof/>
         </w:rPr>
         <w:drawing>
           <wp:inline distT="0" distB="0" distL="0" distR="0" wp14:anchorId="1B619F42" wp14:editId="3413AA38">
@@ -5961,6 +5949,7 @@
       <w:r>
         <w:rPr>
           <w:b/>
+          <w:noProof/>
         </w:rPr>
         <w:lastRenderedPageBreak/>
         <w:drawing>
@@ -6011,6 +6000,7 @@
       <w:r>
         <w:rPr>
           <w:b/>
+          <w:noProof/>
         </w:rPr>
         <w:drawing>
           <wp:inline distT="0" distB="0" distL="0" distR="0" wp14:anchorId="3B6249FE" wp14:editId="6E91E6E9">
@@ -6118,6 +6108,7 @@
       <w:r>
         <w:rPr>
           <w:b/>
+          <w:noProof/>
         </w:rPr>
         <w:drawing>
           <wp:inline distT="0" distB="0" distL="0" distR="0" wp14:anchorId="7F895B5F" wp14:editId="7117FAD2">
@@ -6235,10 +6226,7 @@
         <w:ind w:left="360"/>
       </w:pPr>
       <w:r>
-        <w:t xml:space="preserve">Nếu có nhiều tiến trình cùng block trong </w:t>
-      </w:r>
-      <w:r>
-        <w:t>sem_</w:t>
+        <w:t>Nếu có nhiều tiến trình cùng block trong sem_</w:t>
       </w:r>
       <w:proofErr w:type="gramStart"/>
       <w:r>
@@ -6246,13 +6234,7 @@
       </w:r>
       <w:proofErr w:type="gramEnd"/>
       <w:r>
-        <w:t>)</w:t>
-      </w:r>
-      <w:r>
-        <w:t xml:space="preserve"> để chờ thì </w:t>
-      </w:r>
-      <w:r>
-        <w:t>khi hệ thống đang sử dụ</w:t>
+        <w:t>) để chờ thì khi hệ thống đang sử dụ</w:t>
       </w:r>
       <w:r>
         <w:t>ng lập lịch</w:t>
@@ -6283,6 +6265,9 @@
         <w:ind w:left="360"/>
       </w:pPr>
       <w:r>
+        <w:rPr>
+          <w:noProof/>
+        </w:rPr>
         <w:drawing>
           <wp:inline distT="0" distB="0" distL="0" distR="0" wp14:anchorId="7C808465" wp14:editId="6B496770">
             <wp:extent cx="5943600" cy="1078865"/>
@@ -6436,10 +6421,7 @@
         <w:t>sem_t</w:t>
       </w:r>
       <w:r>
-        <w:t>, được lưu trong vùng nhớ do chính ứng dụng cấp phát.</w:t>
-      </w:r>
-      <w:r>
-        <w:t xml:space="preserve"> </w:t>
+        <w:t xml:space="preserve">, được lưu trong vùng nhớ do chính ứng dụng cấp phát. </w:t>
       </w:r>
     </w:p>
     <w:p>
@@ -6904,6 +6886,7 @@
       <w:r>
         <w:rPr>
           <w:rFonts w:ascii="Times New Roman" w:eastAsia="Times New Roman" w:hAnsi="Times New Roman" w:cs="Times New Roman"/>
+          <w:noProof/>
           <w:sz w:val="24"/>
           <w:szCs w:val="24"/>
         </w:rPr>
@@ -10964,6 +10947,7 @@
           <w:rFonts w:ascii="Times New Roman" w:eastAsia="Times New Roman" w:hAnsi="Times New Roman" w:cs="Times New Roman"/>
           <w:b/>
           <w:bCs/>
+          <w:noProof/>
           <w:sz w:val="27"/>
           <w:szCs w:val="27"/>
         </w:rPr>
@@ -11633,13 +11617,7 @@
         </w:rPr>
       </w:pPr>
       <w:r>
-        <w:t>SEM_VALUE_MAX</w:t>
-      </w:r>
-      <w:r>
-        <w:t xml:space="preserve"> </w:t>
-      </w:r>
-      <w:r>
-        <w:t xml:space="preserve">là </w:t>
+        <w:t xml:space="preserve">SEM_VALUE_MAX là </w:t>
       </w:r>
       <w:r>
         <w:rPr>
@@ -11648,10 +11626,7 @@
         <w:t>giá trị lớn nhất mà một POSIX semaphore có thể đạt tới</w:t>
       </w:r>
       <w:r>
-        <w:t>.</w:t>
-      </w:r>
-      <w:r>
-        <w:t xml:space="preserve"> </w:t>
+        <w:t xml:space="preserve">. </w:t>
       </w:r>
       <w:r>
         <w:rPr>
@@ -11709,6 +11684,216 @@
     <w:p>
       <w:pPr>
         <w:spacing w:before="100" w:beforeAutospacing="1" w:after="100" w:afterAutospacing="1" w:line="240" w:lineRule="auto"/>
+        <w:rPr>
+          <w:rFonts w:ascii="Times New Roman" w:eastAsia="Times New Roman" w:hAnsi="Times New Roman" w:cs="Times New Roman"/>
+          <w:sz w:val="24"/>
+          <w:szCs w:val="24"/>
+        </w:rPr>
+      </w:pPr>
+    </w:p>
+    <w:p>
+      <w:pPr>
+        <w:spacing w:before="100" w:beforeAutospacing="1" w:after="100" w:afterAutospacing="1" w:line="240" w:lineRule="auto"/>
+        <w:rPr>
+          <w:rFonts w:ascii="Times New Roman" w:eastAsia="Times New Roman" w:hAnsi="Times New Roman" w:cs="Times New Roman"/>
+          <w:sz w:val="24"/>
+          <w:szCs w:val="24"/>
+        </w:rPr>
+      </w:pPr>
+      <w:r>
+        <w:rPr>
+          <w:rFonts w:ascii="Times New Roman" w:eastAsia="Times New Roman" w:hAnsi="Times New Roman" w:cs="Times New Roman"/>
+          <w:sz w:val="24"/>
+          <w:szCs w:val="24"/>
+        </w:rPr>
+        <w:drawing>
+          <wp:inline distT="0" distB="0" distL="0" distR="0" wp14:anchorId="32181A46" wp14:editId="428EBE26">
+            <wp:extent cx="5943600" cy="1283335"/>
+            <wp:effectExtent l="0" t="0" r="0" b="0"/>
+            <wp:docPr id="15" name="Picture 15"/>
+            <wp:cNvGraphicFramePr>
+              <a:graphicFrameLocks xmlns:a="http://schemas.openxmlformats.org/drawingml/2006/main" noChangeAspect="1"/>
+            </wp:cNvGraphicFramePr>
+            <a:graphic xmlns:a="http://schemas.openxmlformats.org/drawingml/2006/main">
+              <a:graphicData uri="http://schemas.openxmlformats.org/drawingml/2006/picture">
+                <pic:pic xmlns:pic="http://schemas.openxmlformats.org/drawingml/2006/picture">
+                  <pic:nvPicPr>
+                    <pic:cNvPr id="1" name=""/>
+                    <pic:cNvPicPr/>
+                  </pic:nvPicPr>
+                  <pic:blipFill>
+                    <a:blip r:embed="rId19"/>
+                    <a:stretch>
+                      <a:fillRect/>
+                    </a:stretch>
+                  </pic:blipFill>
+                  <pic:spPr>
+                    <a:xfrm>
+                      <a:off x="0" y="0"/>
+                      <a:ext cx="5943600" cy="1283335"/>
+                    </a:xfrm>
+                    <a:prstGeom prst="rect">
+                      <a:avLst/>
+                    </a:prstGeom>
+                  </pic:spPr>
+                </pic:pic>
+              </a:graphicData>
+            </a:graphic>
+          </wp:inline>
+        </w:drawing>
+      </w:r>
+    </w:p>
+    <w:p>
+      <w:pPr>
+        <w:pStyle w:val="NormalWeb"/>
+      </w:pPr>
+      <w:r>
+        <w:rPr>
+          <w:b/>
+          <w:bCs/>
+        </w:rPr>
+        <w:t>Khái niệm then chốt: Tính sở hữu (Ownership)</w:t>
+      </w:r>
+    </w:p>
+    <w:p>
+      <w:pPr>
+        <w:pStyle w:val="NormalWeb"/>
+        <w:numPr>
+          <w:ilvl w:val="0"/>
+          <w:numId w:val="12"/>
+        </w:numPr>
+      </w:pPr>
+      <w:r>
+        <w:rPr>
+          <w:b/>
+          <w:bCs/>
+        </w:rPr>
+        <w:t>Mutex có tính sở hữu:</w:t>
+      </w:r>
+      <w:r>
+        <w:t xml:space="preserve"> Thread nào gọi </w:t>
+      </w:r>
+      <w:proofErr w:type="gramStart"/>
+      <w:r>
+        <w:rPr>
+          <w:rStyle w:val="HTMLCode"/>
+        </w:rPr>
+        <w:t>lock(</w:t>
+      </w:r>
+      <w:proofErr w:type="gramEnd"/>
+      <w:r>
+        <w:rPr>
+          <w:rStyle w:val="HTMLCode"/>
+        </w:rPr>
+        <w:t>)</w:t>
+      </w:r>
+      <w:r>
+        <w:t xml:space="preserve"> để giữ Mutex thì </w:t>
+      </w:r>
+      <w:r>
+        <w:rPr>
+          <w:b/>
+          <w:bCs/>
+        </w:rPr>
+        <w:t>bắt buộc</w:t>
+      </w:r>
+      <w:r>
+        <w:t xml:space="preserve"> chính thread đó phải gọi </w:t>
+      </w:r>
+      <w:r>
+        <w:rPr>
+          <w:rStyle w:val="HTMLCode"/>
+        </w:rPr>
+        <w:t>unlock()</w:t>
+      </w:r>
+      <w:r>
+        <w:t xml:space="preserve"> để giải phóng. Nếu Thread </w:t>
+      </w:r>
+      <w:proofErr w:type="gramStart"/>
+      <w:r>
+        <w:t>A</w:t>
+      </w:r>
+      <w:proofErr w:type="gramEnd"/>
+      <w:r>
+        <w:t xml:space="preserve"> lock mà Thread B nhảy vào unlock, hệ điều hành sẽ báo lỗi (Undefined Behavior). Mutex sinh ra là để bảo vệ vùng găng (Critical Section).</w:t>
+      </w:r>
+    </w:p>
+    <w:p>
+      <w:pPr>
+        <w:pStyle w:val="NormalWeb"/>
+        <w:numPr>
+          <w:ilvl w:val="0"/>
+          <w:numId w:val="12"/>
+        </w:numPr>
+      </w:pPr>
+      <w:r>
+        <w:rPr>
+          <w:b/>
+          <w:bCs/>
+        </w:rPr>
+        <w:t>Binary Semaphore KHÔNG có tính sở hữu:</w:t>
+      </w:r>
+      <w:r>
+        <w:t xml:space="preserve"> Thread A có thể gọi </w:t>
+      </w:r>
+      <w:r>
+        <w:rPr>
+          <w:rStyle w:val="HTMLCode"/>
+        </w:rPr>
+        <w:t>sem_</w:t>
+      </w:r>
+      <w:proofErr w:type="gramStart"/>
+      <w:r>
+        <w:rPr>
+          <w:rStyle w:val="HTMLCode"/>
+        </w:rPr>
+        <w:t>wait(</w:t>
+      </w:r>
+      <w:proofErr w:type="gramEnd"/>
+      <w:r>
+        <w:rPr>
+          <w:rStyle w:val="HTMLCode"/>
+        </w:rPr>
+        <w:t>)</w:t>
+      </w:r>
+      <w:r>
+        <w:t xml:space="preserve"> để tự đưa mình đi ngủ, và Thread B (hoặc thậm chí là một trình phục vụ ngắt - ISR trong vi điều khiển) hoàn toàn có thể gọi </w:t>
+      </w:r>
+      <w:r>
+        <w:rPr>
+          <w:rStyle w:val="HTMLCode"/>
+        </w:rPr>
+        <w:t>sem_post()</w:t>
+      </w:r>
+      <w:r>
+        <w:t xml:space="preserve"> để đánh thức Thread A dậy. Nó sinh ra là để </w:t>
+      </w:r>
+      <w:r>
+        <w:rPr>
+          <w:b/>
+          <w:bCs/>
+        </w:rPr>
+        <w:t>bắn tín hiệu phối hợp</w:t>
+      </w:r>
+      <w:r>
+        <w:t xml:space="preserve"> giữa các tác vụ độc lập.</w:t>
+      </w:r>
+    </w:p>
+    <w:p>
+      <w:pPr>
+        <w:spacing w:before="100" w:beforeAutospacing="1" w:after="100" w:afterAutospacing="1" w:line="240" w:lineRule="auto"/>
+        <w:rPr>
+          <w:rFonts w:ascii="Times New Roman" w:eastAsia="Times New Roman" w:hAnsi="Times New Roman" w:cs="Times New Roman"/>
+          <w:sz w:val="24"/>
+          <w:szCs w:val="24"/>
+        </w:rPr>
+      </w:pPr>
+      <w:bookmarkStart w:id="0" w:name="_GoBack"/>
+      <w:bookmarkEnd w:id="0"/>
+    </w:p>
+    <w:p>
+      <w:pPr>
+        <w:spacing w:before="100" w:beforeAutospacing="1" w:after="100" w:afterAutospacing="1" w:line="240" w:lineRule="auto"/>
         <w:outlineLvl w:val="2"/>
         <w:rPr>
           <w:rFonts w:ascii="Times New Roman" w:eastAsia="Times New Roman" w:hAnsi="Times New Roman" w:cs="Times New Roman"/>
@@ -11727,6 +11912,7 @@
           <w:szCs w:val="32"/>
           <w:highlight w:val="red"/>
         </w:rPr>
+        <w:lastRenderedPageBreak/>
         <w:t>So sánh giữa binary semaphore và counting semaphore:</w:t>
       </w:r>
     </w:p>
@@ -11742,8 +11928,19 @@
           <w:szCs w:val="27"/>
         </w:rPr>
       </w:pPr>
-      <w:bookmarkStart w:id="0" w:name="_GoBack"/>
-      <w:bookmarkEnd w:id="0"/>
+    </w:p>
+    <w:p>
+      <w:pPr>
+        <w:spacing w:before="100" w:beforeAutospacing="1" w:after="100" w:afterAutospacing="1" w:line="240" w:lineRule="auto"/>
+        <w:outlineLvl w:val="2"/>
+        <w:rPr>
+          <w:rFonts w:ascii="Times New Roman" w:eastAsia="Times New Roman" w:hAnsi="Times New Roman" w:cs="Times New Roman"/>
+          <w:b/>
+          <w:bCs/>
+          <w:sz w:val="27"/>
+          <w:szCs w:val="27"/>
+        </w:rPr>
+      </w:pPr>
     </w:p>
     <w:p/>
     <w:sectPr>
@@ -12179,9 +12376,9 @@
     </w:lvl>
   </w:abstractNum>
   <w:abstractNum w:abstractNumId="3" w15:restartNumberingAfterBreak="0">
-    <w:nsid w:val="218F21DF"/>
+    <w:nsid w:val="201F6BCB"/>
     <w:multiLevelType w:val="multilevel"/>
-    <w:tmpl w:val="5818E6D4"/>
+    <w:tmpl w:val="33360158"/>
     <w:lvl w:ilvl="0">
       <w:start w:val="1"/>
       <w:numFmt w:val="bullet"/>
@@ -12328,9 +12525,9 @@
     </w:lvl>
   </w:abstractNum>
   <w:abstractNum w:abstractNumId="4" w15:restartNumberingAfterBreak="0">
-    <w:nsid w:val="389318E4"/>
+    <w:nsid w:val="218F21DF"/>
     <w:multiLevelType w:val="multilevel"/>
-    <w:tmpl w:val="4716AA20"/>
+    <w:tmpl w:val="5818E6D4"/>
     <w:lvl w:ilvl="0">
       <w:start w:val="1"/>
       <w:numFmt w:val="bullet"/>
@@ -12477,98 +12674,9 @@
     </w:lvl>
   </w:abstractNum>
   <w:abstractNum w:abstractNumId="5" w15:restartNumberingAfterBreak="0">
-    <w:nsid w:val="426D0205"/>
-    <w:multiLevelType w:val="hybridMultilevel"/>
-    <w:tmpl w:val="8F02ABE0"/>
-    <w:lvl w:ilvl="0" w:tplc="0409000F">
-      <w:start w:val="1"/>
-      <w:numFmt w:val="decimal"/>
-      <w:lvlText w:val="%1."/>
-      <w:lvlJc w:val="left"/>
-      <w:pPr>
-        <w:ind w:left="720" w:hanging="360"/>
-      </w:pPr>
-      <w:rPr>
-        <w:rFonts w:hint="default"/>
-      </w:rPr>
-    </w:lvl>
-    <w:lvl w:ilvl="1" w:tplc="04090019" w:tentative="1">
-      <w:start w:val="1"/>
-      <w:numFmt w:val="lowerLetter"/>
-      <w:lvlText w:val="%2."/>
-      <w:lvlJc w:val="left"/>
-      <w:pPr>
-        <w:ind w:left="1440" w:hanging="360"/>
-      </w:pPr>
-    </w:lvl>
-    <w:lvl w:ilvl="2" w:tplc="0409001B" w:tentative="1">
-      <w:start w:val="1"/>
-      <w:numFmt w:val="lowerRoman"/>
-      <w:lvlText w:val="%3."/>
-      <w:lvlJc w:val="right"/>
-      <w:pPr>
-        <w:ind w:left="2160" w:hanging="180"/>
-      </w:pPr>
-    </w:lvl>
-    <w:lvl w:ilvl="3" w:tplc="0409000F" w:tentative="1">
-      <w:start w:val="1"/>
-      <w:numFmt w:val="decimal"/>
-      <w:lvlText w:val="%4."/>
-      <w:lvlJc w:val="left"/>
-      <w:pPr>
-        <w:ind w:left="2880" w:hanging="360"/>
-      </w:pPr>
-    </w:lvl>
-    <w:lvl w:ilvl="4" w:tplc="04090019" w:tentative="1">
-      <w:start w:val="1"/>
-      <w:numFmt w:val="lowerLetter"/>
-      <w:lvlText w:val="%5."/>
-      <w:lvlJc w:val="left"/>
-      <w:pPr>
-        <w:ind w:left="3600" w:hanging="360"/>
-      </w:pPr>
-    </w:lvl>
-    <w:lvl w:ilvl="5" w:tplc="0409001B" w:tentative="1">
-      <w:start w:val="1"/>
-      <w:numFmt w:val="lowerRoman"/>
-      <w:lvlText w:val="%6."/>
-      <w:lvlJc w:val="right"/>
-      <w:pPr>
-        <w:ind w:left="4320" w:hanging="180"/>
-      </w:pPr>
-    </w:lvl>
-    <w:lvl w:ilvl="6" w:tplc="0409000F" w:tentative="1">
-      <w:start w:val="1"/>
-      <w:numFmt w:val="decimal"/>
-      <w:lvlText w:val="%7."/>
-      <w:lvlJc w:val="left"/>
-      <w:pPr>
-        <w:ind w:left="5040" w:hanging="360"/>
-      </w:pPr>
-    </w:lvl>
-    <w:lvl w:ilvl="7" w:tplc="04090019" w:tentative="1">
-      <w:start w:val="1"/>
-      <w:numFmt w:val="lowerLetter"/>
-      <w:lvlText w:val="%8."/>
-      <w:lvlJc w:val="left"/>
-      <w:pPr>
-        <w:ind w:left="5760" w:hanging="360"/>
-      </w:pPr>
-    </w:lvl>
-    <w:lvl w:ilvl="8" w:tplc="0409001B" w:tentative="1">
-      <w:start w:val="1"/>
-      <w:numFmt w:val="lowerRoman"/>
-      <w:lvlText w:val="%9."/>
-      <w:lvlJc w:val="right"/>
-      <w:pPr>
-        <w:ind w:left="6480" w:hanging="180"/>
-      </w:pPr>
-    </w:lvl>
-  </w:abstractNum>
-  <w:abstractNum w:abstractNumId="6" w15:restartNumberingAfterBreak="0">
-    <w:nsid w:val="5CC96353"/>
+    <w:nsid w:val="389318E4"/>
     <w:multiLevelType w:val="multilevel"/>
-    <w:tmpl w:val="8470549C"/>
+    <w:tmpl w:val="4716AA20"/>
     <w:lvl w:ilvl="0">
       <w:start w:val="1"/>
       <w:numFmt w:val="bullet"/>
@@ -12714,10 +12822,99 @@
       </w:rPr>
     </w:lvl>
   </w:abstractNum>
+  <w:abstractNum w:abstractNumId="6" w15:restartNumberingAfterBreak="0">
+    <w:nsid w:val="426D0205"/>
+    <w:multiLevelType w:val="hybridMultilevel"/>
+    <w:tmpl w:val="8F02ABE0"/>
+    <w:lvl w:ilvl="0" w:tplc="0409000F">
+      <w:start w:val="1"/>
+      <w:numFmt w:val="decimal"/>
+      <w:lvlText w:val="%1."/>
+      <w:lvlJc w:val="left"/>
+      <w:pPr>
+        <w:ind w:left="720" w:hanging="360"/>
+      </w:pPr>
+      <w:rPr>
+        <w:rFonts w:hint="default"/>
+      </w:rPr>
+    </w:lvl>
+    <w:lvl w:ilvl="1" w:tplc="04090019" w:tentative="1">
+      <w:start w:val="1"/>
+      <w:numFmt w:val="lowerLetter"/>
+      <w:lvlText w:val="%2."/>
+      <w:lvlJc w:val="left"/>
+      <w:pPr>
+        <w:ind w:left="1440" w:hanging="360"/>
+      </w:pPr>
+    </w:lvl>
+    <w:lvl w:ilvl="2" w:tplc="0409001B" w:tentative="1">
+      <w:start w:val="1"/>
+      <w:numFmt w:val="lowerRoman"/>
+      <w:lvlText w:val="%3."/>
+      <w:lvlJc w:val="right"/>
+      <w:pPr>
+        <w:ind w:left="2160" w:hanging="180"/>
+      </w:pPr>
+    </w:lvl>
+    <w:lvl w:ilvl="3" w:tplc="0409000F" w:tentative="1">
+      <w:start w:val="1"/>
+      <w:numFmt w:val="decimal"/>
+      <w:lvlText w:val="%4."/>
+      <w:lvlJc w:val="left"/>
+      <w:pPr>
+        <w:ind w:left="2880" w:hanging="360"/>
+      </w:pPr>
+    </w:lvl>
+    <w:lvl w:ilvl="4" w:tplc="04090019" w:tentative="1">
+      <w:start w:val="1"/>
+      <w:numFmt w:val="lowerLetter"/>
+      <w:lvlText w:val="%5."/>
+      <w:lvlJc w:val="left"/>
+      <w:pPr>
+        <w:ind w:left="3600" w:hanging="360"/>
+      </w:pPr>
+    </w:lvl>
+    <w:lvl w:ilvl="5" w:tplc="0409001B" w:tentative="1">
+      <w:start w:val="1"/>
+      <w:numFmt w:val="lowerRoman"/>
+      <w:lvlText w:val="%6."/>
+      <w:lvlJc w:val="right"/>
+      <w:pPr>
+        <w:ind w:left="4320" w:hanging="180"/>
+      </w:pPr>
+    </w:lvl>
+    <w:lvl w:ilvl="6" w:tplc="0409000F" w:tentative="1">
+      <w:start w:val="1"/>
+      <w:numFmt w:val="decimal"/>
+      <w:lvlText w:val="%7."/>
+      <w:lvlJc w:val="left"/>
+      <w:pPr>
+        <w:ind w:left="5040" w:hanging="360"/>
+      </w:pPr>
+    </w:lvl>
+    <w:lvl w:ilvl="7" w:tplc="04090019" w:tentative="1">
+      <w:start w:val="1"/>
+      <w:numFmt w:val="lowerLetter"/>
+      <w:lvlText w:val="%8."/>
+      <w:lvlJc w:val="left"/>
+      <w:pPr>
+        <w:ind w:left="5760" w:hanging="360"/>
+      </w:pPr>
+    </w:lvl>
+    <w:lvl w:ilvl="8" w:tplc="0409001B" w:tentative="1">
+      <w:start w:val="1"/>
+      <w:numFmt w:val="lowerRoman"/>
+      <w:lvlText w:val="%9."/>
+      <w:lvlJc w:val="right"/>
+      <w:pPr>
+        <w:ind w:left="6480" w:hanging="180"/>
+      </w:pPr>
+    </w:lvl>
+  </w:abstractNum>
   <w:abstractNum w:abstractNumId="7" w15:restartNumberingAfterBreak="0">
-    <w:nsid w:val="61013219"/>
+    <w:nsid w:val="5CC96353"/>
     <w:multiLevelType w:val="multilevel"/>
-    <w:tmpl w:val="6178B5CE"/>
+    <w:tmpl w:val="8470549C"/>
     <w:lvl w:ilvl="0">
       <w:start w:val="1"/>
       <w:numFmt w:val="bullet"/>
@@ -12864,9 +13061,9 @@
     </w:lvl>
   </w:abstractNum>
   <w:abstractNum w:abstractNumId="8" w15:restartNumberingAfterBreak="0">
-    <w:nsid w:val="624F4484"/>
+    <w:nsid w:val="61013219"/>
     <w:multiLevelType w:val="multilevel"/>
-    <w:tmpl w:val="9378F22C"/>
+    <w:tmpl w:val="6178B5CE"/>
     <w:lvl w:ilvl="0">
       <w:start w:val="1"/>
       <w:numFmt w:val="bullet"/>
@@ -13013,9 +13210,9 @@
     </w:lvl>
   </w:abstractNum>
   <w:abstractNum w:abstractNumId="9" w15:restartNumberingAfterBreak="0">
-    <w:nsid w:val="651766C1"/>
+    <w:nsid w:val="624F4484"/>
     <w:multiLevelType w:val="multilevel"/>
-    <w:tmpl w:val="A03CA2E6"/>
+    <w:tmpl w:val="9378F22C"/>
     <w:lvl w:ilvl="0">
       <w:start w:val="1"/>
       <w:numFmt w:val="bullet"/>
@@ -13162,9 +13359,9 @@
     </w:lvl>
   </w:abstractNum>
   <w:abstractNum w:abstractNumId="10" w15:restartNumberingAfterBreak="0">
-    <w:nsid w:val="6E921A5F"/>
+    <w:nsid w:val="651766C1"/>
     <w:multiLevelType w:val="multilevel"/>
-    <w:tmpl w:val="C9927FD0"/>
+    <w:tmpl w:val="A03CA2E6"/>
     <w:lvl w:ilvl="0">
       <w:start w:val="1"/>
       <w:numFmt w:val="bullet"/>
@@ -13310,38 +13507,190 @@
       </w:rPr>
     </w:lvl>
   </w:abstractNum>
+  <w:abstractNum w:abstractNumId="11" w15:restartNumberingAfterBreak="0">
+    <w:nsid w:val="6E921A5F"/>
+    <w:multiLevelType w:val="multilevel"/>
+    <w:tmpl w:val="C9927FD0"/>
+    <w:lvl w:ilvl="0">
+      <w:start w:val="1"/>
+      <w:numFmt w:val="bullet"/>
+      <w:lvlText w:val=""/>
+      <w:lvlJc w:val="left"/>
+      <w:pPr>
+        <w:tabs>
+          <w:tab w:val="num" w:pos="720"/>
+        </w:tabs>
+        <w:ind w:left="720" w:hanging="360"/>
+      </w:pPr>
+      <w:rPr>
+        <w:rFonts w:ascii="Symbol" w:hAnsi="Symbol" w:hint="default"/>
+        <w:sz w:val="20"/>
+      </w:rPr>
+    </w:lvl>
+    <w:lvl w:ilvl="1" w:tentative="1">
+      <w:start w:val="1"/>
+      <w:numFmt w:val="bullet"/>
+      <w:lvlText w:val="o"/>
+      <w:lvlJc w:val="left"/>
+      <w:pPr>
+        <w:tabs>
+          <w:tab w:val="num" w:pos="1440"/>
+        </w:tabs>
+        <w:ind w:left="1440" w:hanging="360"/>
+      </w:pPr>
+      <w:rPr>
+        <w:rFonts w:ascii="Courier New" w:hAnsi="Courier New" w:hint="default"/>
+        <w:sz w:val="20"/>
+      </w:rPr>
+    </w:lvl>
+    <w:lvl w:ilvl="2" w:tentative="1">
+      <w:start w:val="1"/>
+      <w:numFmt w:val="bullet"/>
+      <w:lvlText w:val=""/>
+      <w:lvlJc w:val="left"/>
+      <w:pPr>
+        <w:tabs>
+          <w:tab w:val="num" w:pos="2160"/>
+        </w:tabs>
+        <w:ind w:left="2160" w:hanging="360"/>
+      </w:pPr>
+      <w:rPr>
+        <w:rFonts w:ascii="Wingdings" w:hAnsi="Wingdings" w:hint="default"/>
+        <w:sz w:val="20"/>
+      </w:rPr>
+    </w:lvl>
+    <w:lvl w:ilvl="3" w:tentative="1">
+      <w:start w:val="1"/>
+      <w:numFmt w:val="bullet"/>
+      <w:lvlText w:val=""/>
+      <w:lvlJc w:val="left"/>
+      <w:pPr>
+        <w:tabs>
+          <w:tab w:val="num" w:pos="2880"/>
+        </w:tabs>
+        <w:ind w:left="2880" w:hanging="360"/>
+      </w:pPr>
+      <w:rPr>
+        <w:rFonts w:ascii="Wingdings" w:hAnsi="Wingdings" w:hint="default"/>
+        <w:sz w:val="20"/>
+      </w:rPr>
+    </w:lvl>
+    <w:lvl w:ilvl="4" w:tentative="1">
+      <w:start w:val="1"/>
+      <w:numFmt w:val="bullet"/>
+      <w:lvlText w:val=""/>
+      <w:lvlJc w:val="left"/>
+      <w:pPr>
+        <w:tabs>
+          <w:tab w:val="num" w:pos="3600"/>
+        </w:tabs>
+        <w:ind w:left="3600" w:hanging="360"/>
+      </w:pPr>
+      <w:rPr>
+        <w:rFonts w:ascii="Wingdings" w:hAnsi="Wingdings" w:hint="default"/>
+        <w:sz w:val="20"/>
+      </w:rPr>
+    </w:lvl>
+    <w:lvl w:ilvl="5" w:tentative="1">
+      <w:start w:val="1"/>
+      <w:numFmt w:val="bullet"/>
+      <w:lvlText w:val=""/>
+      <w:lvlJc w:val="left"/>
+      <w:pPr>
+        <w:tabs>
+          <w:tab w:val="num" w:pos="4320"/>
+        </w:tabs>
+        <w:ind w:left="4320" w:hanging="360"/>
+      </w:pPr>
+      <w:rPr>
+        <w:rFonts w:ascii="Wingdings" w:hAnsi="Wingdings" w:hint="default"/>
+        <w:sz w:val="20"/>
+      </w:rPr>
+    </w:lvl>
+    <w:lvl w:ilvl="6" w:tentative="1">
+      <w:start w:val="1"/>
+      <w:numFmt w:val="bullet"/>
+      <w:lvlText w:val=""/>
+      <w:lvlJc w:val="left"/>
+      <w:pPr>
+        <w:tabs>
+          <w:tab w:val="num" w:pos="5040"/>
+        </w:tabs>
+        <w:ind w:left="5040" w:hanging="360"/>
+      </w:pPr>
+      <w:rPr>
+        <w:rFonts w:ascii="Wingdings" w:hAnsi="Wingdings" w:hint="default"/>
+        <w:sz w:val="20"/>
+      </w:rPr>
+    </w:lvl>
+    <w:lvl w:ilvl="7" w:tentative="1">
+      <w:start w:val="1"/>
+      <w:numFmt w:val="bullet"/>
+      <w:lvlText w:val=""/>
+      <w:lvlJc w:val="left"/>
+      <w:pPr>
+        <w:tabs>
+          <w:tab w:val="num" w:pos="5760"/>
+        </w:tabs>
+        <w:ind w:left="5760" w:hanging="360"/>
+      </w:pPr>
+      <w:rPr>
+        <w:rFonts w:ascii="Wingdings" w:hAnsi="Wingdings" w:hint="default"/>
+        <w:sz w:val="20"/>
+      </w:rPr>
+    </w:lvl>
+    <w:lvl w:ilvl="8" w:tentative="1">
+      <w:start w:val="1"/>
+      <w:numFmt w:val="bullet"/>
+      <w:lvlText w:val=""/>
+      <w:lvlJc w:val="left"/>
+      <w:pPr>
+        <w:tabs>
+          <w:tab w:val="num" w:pos="6480"/>
+        </w:tabs>
+        <w:ind w:left="6480" w:hanging="360"/>
+      </w:pPr>
+      <w:rPr>
+        <w:rFonts w:ascii="Wingdings" w:hAnsi="Wingdings" w:hint="default"/>
+        <w:sz w:val="20"/>
+      </w:rPr>
+    </w:lvl>
+  </w:abstractNum>
   <w:num w:numId="1">
     <w:abstractNumId w:val="1"/>
   </w:num>
   <w:num w:numId="2">
-    <w:abstractNumId w:val="6"/>
+    <w:abstractNumId w:val="7"/>
   </w:num>
   <w:num w:numId="3">
     <w:abstractNumId w:val="2"/>
   </w:num>
   <w:num w:numId="4">
-    <w:abstractNumId w:val="7"/>
+    <w:abstractNumId w:val="8"/>
   </w:num>
   <w:num w:numId="5">
     <w:abstractNumId w:val="0"/>
   </w:num>
   <w:num w:numId="6">
+    <w:abstractNumId w:val="6"/>
+  </w:num>
+  <w:num w:numId="7">
+    <w:abstractNumId w:val="4"/>
+  </w:num>
+  <w:num w:numId="8">
+    <w:abstractNumId w:val="9"/>
+  </w:num>
+  <w:num w:numId="9">
     <w:abstractNumId w:val="5"/>
   </w:num>
-  <w:num w:numId="7">
-    <w:abstractNumId w:val="3"/>
-  </w:num>
-  <w:num w:numId="8">
-    <w:abstractNumId w:val="8"/>
-  </w:num>
-  <w:num w:numId="9">
-    <w:abstractNumId w:val="4"/>
-  </w:num>
   <w:num w:numId="10">
-    <w:abstractNumId w:val="9"/>
+    <w:abstractNumId w:val="10"/>
   </w:num>
   <w:num w:numId="11">
-    <w:abstractNumId w:val="10"/>
+    <w:abstractNumId w:val="11"/>
+  </w:num>
+  <w:num w:numId="12">
+    <w:abstractNumId w:val="3"/>
   </w:num>
 </w:numbering>
 </file>

--- a/Linux/Semaphore/Semaphore.docx
+++ b/Linux/Semaphore/Semaphore.docx
@@ -46,22 +46,6 @@
       </w:r>
       <w:r>
         <w:t xml:space="preserve"> với cùng một tên, các tiến trình không liên quan đến nhau (unrelated processes) có thể cùng truy cập vào một semaphore.</w:t>
-      </w:r>
-    </w:p>
-    <w:p>
-      <w:proofErr w:type="gramStart"/>
-      <w:r>
-        <w:t>named</w:t>
-      </w:r>
-      <w:proofErr w:type="gramEnd"/>
-      <w:r>
-        <w:t xml:space="preserve"> semaphore được tạo dưới dạng các </w:t>
-      </w:r>
-      <w:r>
-        <w:rPr>
-          <w:rStyle w:val="Strong"/>
-        </w:rPr>
-        <w:t>đối tượng POSIX shared memory</w:t>
       </w:r>
     </w:p>
     <w:p/>
@@ -839,7 +823,6 @@
         <w:pStyle w:val="pdq2pgselectionanchorcontainer"/>
       </w:pPr>
       <w:r>
-        <w:lastRenderedPageBreak/>
         <w:t xml:space="preserve">Hàm </w:t>
       </w:r>
       <w:r>
@@ -880,6 +863,7 @@
         <w:rPr>
           <w:noProof/>
         </w:rPr>
+        <w:lastRenderedPageBreak/>
         <w:drawing>
           <wp:inline distT="0" distB="0" distL="0" distR="0" wp14:anchorId="6CC2C2D0" wp14:editId="5F51430F">
             <wp:extent cx="5158453" cy="1357952"/>
@@ -1337,7 +1321,6 @@
         <w:rPr>
           <w:noProof/>
         </w:rPr>
-        <w:lastRenderedPageBreak/>
         <w:drawing>
           <wp:inline distT="0" distB="0" distL="0" distR="0" wp14:anchorId="12C6EE9C" wp14:editId="74BCA27F">
             <wp:extent cx="2368929" cy="2538484"/>
@@ -1389,6 +1372,7 @@
           <w:b w:val="0"/>
           <w:noProof/>
         </w:rPr>
+        <w:lastRenderedPageBreak/>
         <w:drawing>
           <wp:inline distT="0" distB="0" distL="0" distR="0" wp14:anchorId="5DE453DC" wp14:editId="025BA084">
             <wp:extent cx="2524477" cy="1228896"/>
@@ -2262,7 +2246,6 @@
           <w:sz w:val="21"/>
           <w:szCs w:val="21"/>
         </w:rPr>
-        <w:lastRenderedPageBreak/>
         <w:t xml:space="preserve">            </w:t>
       </w:r>
       <w:r>
@@ -3067,6 +3050,7 @@
           <w:sz w:val="21"/>
           <w:szCs w:val="21"/>
         </w:rPr>
+        <w:lastRenderedPageBreak/>
         <w:t xml:space="preserve">        </w:t>
       </w:r>
       <w:proofErr w:type="gramStart"/>
@@ -4572,7 +4556,6 @@
           <w:sz w:val="21"/>
           <w:szCs w:val="21"/>
         </w:rPr>
-        <w:lastRenderedPageBreak/>
         <w:t>                   </w:t>
       </w:r>
       <w:proofErr w:type="gramStart"/>
@@ -4986,6 +4969,7 @@
         <w:pStyle w:val="NormalWeb"/>
       </w:pPr>
       <w:r>
+        <w:lastRenderedPageBreak/>
         <w:t xml:space="preserve">Hàm </w:t>
       </w:r>
       <w:r>
@@ -5237,7 +5221,6 @@
         <w:ind w:left="360"/>
       </w:pPr>
       <w:r>
-        <w:lastRenderedPageBreak/>
         <w:t xml:space="preserve">Các hàm thay đổi giá trị semaphore là </w:t>
       </w:r>
       <w:r>
@@ -5471,6 +5454,7 @@
         <w:ind w:left="360"/>
       </w:pPr>
       <w:r>
+        <w:lastRenderedPageBreak/>
         <w:t xml:space="preserve">Nếu một lời gọi </w:t>
       </w:r>
       <w:r>
@@ -5951,7 +5935,6 @@
           <w:b/>
           <w:noProof/>
         </w:rPr>
-        <w:lastRenderedPageBreak/>
         <w:drawing>
           <wp:inline distT="0" distB="0" distL="0" distR="0" wp14:anchorId="6ECA66F0" wp14:editId="1BDD2B2F">
             <wp:extent cx="5943600" cy="1236345"/>
@@ -6152,6 +6135,7 @@
         <w:ind w:left="360"/>
       </w:pPr>
       <w:r>
+        <w:lastRenderedPageBreak/>
         <w:t xml:space="preserve">Nếu giá trị của semaphore </w:t>
       </w:r>
       <w:r>
@@ -6444,7 +6428,6 @@
           <w:sz w:val="24"/>
           <w:szCs w:val="24"/>
         </w:rPr>
-        <w:lastRenderedPageBreak/>
         <w:t xml:space="preserve">Các thao tác trên unnamed semaphore sử dụng </w:t>
       </w:r>
       <w:r>
@@ -6890,6 +6873,7 @@
           <w:sz w:val="24"/>
           <w:szCs w:val="24"/>
         </w:rPr>
+        <w:lastRenderedPageBreak/>
         <w:drawing>
           <wp:inline distT="0" distB="0" distL="0" distR="0" wp14:anchorId="40D83775" wp14:editId="04C95DAD">
             <wp:extent cx="5274860" cy="942261"/>
@@ -7596,7 +7580,6 @@
           <w:sz w:val="21"/>
           <w:szCs w:val="21"/>
         </w:rPr>
-        <w:lastRenderedPageBreak/>
         <w:t>{</w:t>
       </w:r>
     </w:p>
@@ -8612,6 +8595,7 @@
           <w:sz w:val="21"/>
           <w:szCs w:val="21"/>
         </w:rPr>
+        <w:lastRenderedPageBreak/>
         <w:t>main</w:t>
       </w:r>
       <w:r>
@@ -10890,6 +10874,7 @@
           <w:sz w:val="24"/>
           <w:szCs w:val="24"/>
         </w:rPr>
+        <w:lastRenderedPageBreak/>
         <w:t xml:space="preserve">Chỉ </w:t>
       </w:r>
       <w:proofErr w:type="gramStart"/>
@@ -11321,6 +11306,8 @@
         </w:rPr>
         <w:t>, và hiệu năng của chúng là tương đương.</w:t>
       </w:r>
+      <w:bookmarkStart w:id="0" w:name="_GoBack"/>
+      <w:bookmarkEnd w:id="0"/>
     </w:p>
     <w:p>
       <w:pPr>
@@ -11337,7 +11324,6 @@
           <w:sz w:val="24"/>
           <w:szCs w:val="24"/>
         </w:rPr>
-        <w:lastRenderedPageBreak/>
         <w:t xml:space="preserve">Tuy nhiên, trong hầu hết các trường hợp, </w:t>
       </w:r>
       <w:r>
@@ -11617,6 +11603,7 @@
         </w:rPr>
       </w:pPr>
       <w:r>
+        <w:lastRenderedPageBreak/>
         <w:t xml:space="preserve">SEM_VALUE_MAX là </w:t>
       </w:r>
       <w:r>
@@ -11703,6 +11690,7 @@
       <w:r>
         <w:rPr>
           <w:rFonts w:ascii="Times New Roman" w:eastAsia="Times New Roman" w:hAnsi="Times New Roman" w:cs="Times New Roman"/>
+          <w:noProof/>
           <w:sz w:val="24"/>
           <w:szCs w:val="24"/>
         </w:rPr>
@@ -11888,8 +11876,6 @@
           <w:szCs w:val="24"/>
         </w:rPr>
       </w:pPr>
-      <w:bookmarkStart w:id="0" w:name="_GoBack"/>
-      <w:bookmarkEnd w:id="0"/>
     </w:p>
     <w:p>
       <w:pPr>
@@ -11912,7 +11898,6 @@
           <w:szCs w:val="32"/>
           <w:highlight w:val="red"/>
         </w:rPr>
-        <w:lastRenderedPageBreak/>
         <w:t>So sánh giữa binary semaphore và counting semaphore:</w:t>
       </w:r>
     </w:p>
